--- a/docx_resources/Вечірня-Утреня/В,У - Мінея/11-Листопад/_archive/20-__-Григорія_Декаполіта.docx
+++ b/docx_resources/Вечірня-Утреня/В,У - Мінея/11-Листопад/_archive/20-__-Григорія_Декаполіта.docx
@@ -69,6 +69,7 @@
         <w:rPr>
           <w:rFonts w:ascii="Times New Roman" w:hAnsi="Times New Roman" w:cs="Times New Roman"/>
           <w:b/>
+          <w:sz w:val="24"/>
         </w:rPr>
         <w:t>ВЕЧІРНЯ</w:t>
       </w:r>
@@ -9399,6 +9400,7 @@
           <w:b/>
           <w:i/>
           <w:color w:val="FF0000"/>
+          <w:sz w:val="24"/>
           <w:lang w:val="ru-MD"/>
         </w:rPr>
         <w:t>Вечірні молитви</w:t>
@@ -19572,6 +19574,7 @@
           <w:b/>
           <w:i/>
           <w:color w:val="FF0000"/>
+          <w:sz w:val="24"/>
           <w:lang w:val="ru-MD"/>
         </w:rPr>
         <w:lastRenderedPageBreak/>
@@ -22043,6 +22046,7 @@
           <w:b/>
           <w:i/>
           <w:color w:val="FF0000"/>
+          <w:sz w:val="24"/>
           <w:lang w:val="ru-MD"/>
         </w:rPr>
         <w:t>Прокімен</w:t>
@@ -22601,6 +22605,7 @@
           <w:b/>
           <w:i/>
           <w:color w:val="FF0000"/>
+          <w:sz w:val="24"/>
           <w:lang w:val="ru-MD"/>
         </w:rPr>
         <w:t>Сподоби, Господи</w:t>
@@ -23859,6 +23864,7 @@
           <w:b/>
           <w:i/>
           <w:color w:val="FF0000"/>
+          <w:sz w:val="24"/>
           <w:lang w:val="ru-MD"/>
         </w:rPr>
         <w:t>Прохальна єктенія</w:t>
@@ -28040,6 +28046,7 @@
           <w:b/>
           <w:i/>
           <w:color w:val="FF0000"/>
+          <w:sz w:val="24"/>
           <w:lang w:val="ru-MD"/>
         </w:rPr>
         <w:t>Пісня Симеона</w:t>
@@ -30543,6 +30550,7 @@
           <w:b/>
           <w:i/>
           <w:color w:val="FF0000"/>
+          <w:sz w:val="24"/>
           <w:lang w:val="ru-MD"/>
         </w:rPr>
         <w:t>Тропарі</w:t>
@@ -30681,6 +30689,7 @@
           <w:b/>
           <w:i/>
           <w:color w:val="FF0000"/>
+          <w:sz w:val="24"/>
           <w:lang w:val="ru-MD"/>
         </w:rPr>
         <w:t>Єктенія усильного благання</w:t>
@@ -33347,6 +33356,7 @@
           <w:b/>
           <w:i/>
           <w:color w:val="FF0000"/>
+          <w:sz w:val="24"/>
           <w:lang w:val="ru-MD"/>
         </w:rPr>
         <w:t>Після Вечірні</w:t>
@@ -33422,6 +33432,7 @@
       <w:r>
         <w:rPr>
           <w:rFonts w:ascii="Times New Roman" w:hAnsi="Times New Roman"/>
+          <w:sz w:val="24"/>
           <w:lang w:val="ru-MD"/>
         </w:rPr>
         <w:br w:type="page"/>
@@ -33441,6 +33452,7 @@
         <w:rPr>
           <w:rFonts w:ascii="Times New Roman" w:hAnsi="Times New Roman" w:cs="Times New Roman"/>
           <w:b/>
+          <w:sz w:val="24"/>
         </w:rPr>
         <w:lastRenderedPageBreak/>
         <w:t>УТРЕНЯ</w:t>
@@ -36107,6 +36119,7 @@
           <w:b/>
           <w:i/>
           <w:color w:val="FF0000"/>
+          <w:sz w:val="24"/>
           <w:lang w:val="ru-MD"/>
         </w:rPr>
         <w:t>Утренні молитви</w:t>
@@ -41848,6 +41861,7 @@
           <w:b/>
           <w:i/>
           <w:color w:val="FF0000"/>
+          <w:sz w:val="24"/>
           <w:lang w:val="ru-MD"/>
         </w:rPr>
         <w:t>Бог Господь...</w:t>
@@ -41857,6 +41871,7 @@
           <w:rFonts w:ascii="Times New Roman" w:eastAsia="Times New Roman" w:hAnsi="Times New Roman" w:cs="Times New Roman"/>
           <w:i/>
           <w:color w:val="FF0000"/>
+          <w:sz w:val="24"/>
           <w:lang w:val="ru-MD"/>
         </w:rPr>
         <w:t xml:space="preserve"> (Пс. 117), глас 4</w:t>
@@ -42101,6 +42116,7 @@
           <w:b/>
           <w:i/>
           <w:color w:val="FF0000"/>
+          <w:sz w:val="24"/>
           <w:lang w:val="ru-MD"/>
         </w:rPr>
         <w:t>Тропарі</w:t>
@@ -42342,6 +42358,7 @@
           <w:b/>
           <w:i/>
           <w:color w:val="FF0000"/>
+          <w:sz w:val="24"/>
           <w:lang w:val="ru-MD"/>
         </w:rPr>
         <w:t>Мала єктенія</w:t>
@@ -43698,6 +43715,7 @@
           <w:b/>
           <w:i/>
           <w:color w:val="FF0000"/>
+          <w:sz w:val="24"/>
           <w:lang w:val="ru-MD"/>
         </w:rPr>
         <w:t>Перший сідальний</w:t>
@@ -43823,6 +43841,7 @@
           <w:b/>
           <w:i/>
           <w:color w:val="FF0000"/>
+          <w:sz w:val="24"/>
           <w:lang w:val="ru-MD"/>
         </w:rPr>
         <w:t>Мала єктенія</w:t>
@@ -45124,6 +45143,7 @@
           <w:b/>
           <w:i/>
           <w:color w:val="FF0000"/>
+          <w:sz w:val="24"/>
           <w:lang w:val="ru-MD"/>
         </w:rPr>
         <w:t>Другий сідальний</w:t>
@@ -45223,6 +45243,7 @@
           <w:b/>
           <w:i/>
           <w:color w:val="FF0000"/>
+          <w:sz w:val="24"/>
           <w:lang w:val="ru-MD"/>
         </w:rPr>
         <w:t>Псалом 50</w:t>
@@ -46541,6 +46562,7 @@
           <w:b/>
           <w:i/>
           <w:color w:val="FF0000"/>
+          <w:sz w:val="24"/>
           <w:lang w:val="ru-MD"/>
         </w:rPr>
         <w:t>Мала єктенія</w:t>
@@ -48953,6 +48975,7 @@
           <w:b/>
           <w:i/>
           <w:color w:val="FF0000"/>
+          <w:sz w:val="24"/>
           <w:lang w:val="ru-MD"/>
         </w:rPr>
         <w:t>Мала єктенія</w:t>
@@ -51023,6 +51046,7 @@
           <w:b/>
           <w:i/>
           <w:color w:val="FF0000"/>
+          <w:sz w:val="24"/>
           <w:lang w:val="ru-MD"/>
         </w:rPr>
         <w:t>Пісня Богородиці</w:t>
@@ -51501,6 +51525,7 @@
           <w:b/>
           <w:i/>
           <w:color w:val="FF0000"/>
+          <w:sz w:val="24"/>
           <w:lang w:val="ru-MD"/>
         </w:rPr>
         <w:t>Достойно</w:t>
@@ -52021,6 +52046,7 @@
           <w:b/>
           <w:i/>
           <w:color w:val="FF0000"/>
+          <w:sz w:val="24"/>
           <w:lang w:val="ru-MD"/>
         </w:rPr>
         <w:t>Мала єктенія</w:t>
@@ -52964,6 +52990,7 @@
           <w:b/>
           <w:i/>
           <w:color w:val="FF0000"/>
+          <w:sz w:val="24"/>
           <w:lang w:val="ru-MD"/>
         </w:rPr>
         <w:t>Світильний</w:t>
@@ -53762,6 +53789,7 @@
           <w:b/>
           <w:i/>
           <w:color w:val="FF0000"/>
+          <w:sz w:val="24"/>
           <w:lang w:val="ru-MD"/>
         </w:rPr>
         <w:t>Мале славослов'я</w:t>
@@ -54361,6 +54389,7 @@
           <w:b/>
           <w:i/>
           <w:color w:val="FF0000"/>
+          <w:sz w:val="24"/>
           <w:lang w:val="ru-MD"/>
         </w:rPr>
         <w:t>Прохальна єктенія</w:t>
@@ -59662,6 +59691,7 @@
           <w:b/>
           <w:i/>
           <w:color w:val="FF0000"/>
+          <w:sz w:val="24"/>
           <w:lang w:val="ru-MD"/>
         </w:rPr>
         <w:t>Тропарі</w:t>
@@ -59800,6 +59830,7 @@
           <w:b/>
           <w:i/>
           <w:color w:val="FF0000"/>
+          <w:sz w:val="24"/>
           <w:lang w:val="ru-MD"/>
         </w:rPr>
         <w:t>Єктенія усильного благання</w:t>
